--- a/Knowledge/3-Work knowledge/1-Software Engineering/2-General Technologies/9-Databases/5-My Source/1-Intro to Databases/3-Database Management System components/3-Query Processor.docx
+++ b/Knowledge/3-Work knowledge/1-Software Engineering/2-General Technologies/9-Databases/5-My Source/1-Intro to Databases/3-Database Management System components/3-Query Processor.docx
@@ -31,6 +31,7 @@
       </w:pPr>
       <w:r>
         <w:rPr>
+          <w:rFonts w:ascii="Arial" w:hAnsi="Arial" w:eastAsia="Arial"/>
           <w:b/>
           <w:color w:val="000000"/>
           <w:sz w:val="18"/>
@@ -40,6 +41,7 @@
       </w:r>
       <w:r>
         <w:rPr>
+          <w:rFonts w:ascii="Arial" w:hAnsi="Arial" w:eastAsia="Arial"/>
           <w:color w:val="000000"/>
           <w:sz w:val="18"/>
           <w:highlight w:val="lightGray"/>
@@ -48,6 +50,7 @@
       </w:r>
       <w:r>
         <w:rPr>
+          <w:rFonts w:ascii="Arial" w:hAnsi="Arial" w:eastAsia="Arial"/>
           <w:b/>
           <w:color w:val="000000"/>
           <w:sz w:val="18"/>
@@ -57,6 +60,7 @@
       </w:r>
       <w:r>
         <w:rPr>
+          <w:rFonts w:ascii="Arial" w:hAnsi="Arial" w:eastAsia="Arial"/>
           <w:color w:val="000000"/>
           <w:sz w:val="18"/>
           <w:highlight w:val="lightGray"/>
@@ -65,6 +69,7 @@
       </w:r>
       <w:r>
         <w:rPr>
+          <w:rFonts w:ascii="Arial" w:hAnsi="Arial" w:eastAsia="Arial"/>
           <w:b/>
           <w:color w:val="000000"/>
           <w:sz w:val="18"/>
@@ -74,6 +79,7 @@
       </w:r>
       <w:r>
         <w:rPr>
+          <w:rFonts w:ascii="Arial" w:hAnsi="Arial" w:eastAsia="Arial"/>
           <w:color w:val="000000"/>
           <w:sz w:val="18"/>
           <w:highlight w:val="lightGray"/>
@@ -199,6 +205,7 @@
       </w:pPr>
       <w:r>
         <w:rPr>
+          <w:rFonts w:ascii="Arial" w:hAnsi="Arial" w:eastAsia="Arial"/>
           <w:b/>
           <w:color w:val="000000"/>
           <w:sz w:val="18"/>
@@ -208,6 +215,7 @@
       </w:r>
       <w:r>
         <w:rPr>
+          <w:rFonts w:ascii="Arial" w:hAnsi="Arial" w:eastAsia="Arial"/>
           <w:color w:val="000000"/>
           <w:sz w:val="18"/>
           <w:highlight w:val="lightGray"/>
@@ -216,6 +224,7 @@
       </w:r>
       <w:r>
         <w:rPr>
+          <w:rFonts w:ascii="Arial" w:hAnsi="Arial" w:eastAsia="Arial"/>
           <w:b/>
           <w:color w:val="000000"/>
           <w:sz w:val="18"/>
@@ -225,6 +234,7 @@
       </w:r>
       <w:r>
         <w:rPr>
+          <w:rFonts w:ascii="Arial" w:hAnsi="Arial" w:eastAsia="Arial"/>
           <w:color w:val="000000"/>
           <w:sz w:val="18"/>
           <w:highlight w:val="lightGray"/>
@@ -233,6 +243,7 @@
       </w:r>
       <w:r>
         <w:rPr>
+          <w:rFonts w:ascii="Arial" w:hAnsi="Arial" w:eastAsia="Arial"/>
           <w:b/>
           <w:color w:val="000000"/>
           <w:sz w:val="18"/>
@@ -242,6 +253,7 @@
       </w:r>
       <w:r>
         <w:rPr>
+          <w:rFonts w:ascii="Arial" w:hAnsi="Arial" w:eastAsia="Arial"/>
           <w:color w:val="000000"/>
           <w:sz w:val="18"/>
           <w:highlight w:val="lightGray"/>
@@ -857,6 +869,7 @@
       </w:pPr>
       <w:r>
         <w:rPr>
+          <w:rFonts w:ascii="Arial" w:hAnsi="Arial" w:eastAsia="Arial"/>
           <w:b/>
           <w:color w:val="000000"/>
           <w:sz w:val="18"/>
@@ -866,6 +879,7 @@
       </w:r>
       <w:r>
         <w:rPr>
+          <w:rFonts w:ascii="Arial" w:hAnsi="Arial" w:eastAsia="Arial"/>
           <w:color w:val="000000"/>
           <w:sz w:val="18"/>
           <w:highlight w:val="lightGray"/>
@@ -874,6 +888,7 @@
       </w:r>
       <w:r>
         <w:rPr>
+          <w:rFonts w:ascii="Arial" w:hAnsi="Arial" w:eastAsia="Arial"/>
           <w:b/>
           <w:color w:val="000000"/>
           <w:sz w:val="18"/>
@@ -883,6 +898,7 @@
       </w:r>
       <w:r>
         <w:rPr>
+          <w:rFonts w:ascii="Arial" w:hAnsi="Arial" w:eastAsia="Arial"/>
           <w:color w:val="000000"/>
           <w:sz w:val="18"/>
           <w:highlight w:val="lightGray"/>
@@ -891,6 +907,7 @@
       </w:r>
       <w:r>
         <w:rPr>
+          <w:rFonts w:ascii="Arial" w:hAnsi="Arial" w:eastAsia="Arial"/>
           <w:b/>
           <w:color w:val="000000"/>
           <w:sz w:val="18"/>
@@ -900,6 +917,7 @@
       </w:r>
       <w:r>
         <w:rPr>
+          <w:rFonts w:ascii="Arial" w:hAnsi="Arial" w:eastAsia="Arial"/>
           <w:color w:val="000000"/>
           <w:sz w:val="18"/>
           <w:highlight w:val="lightGray"/>
@@ -1208,6 +1226,7 @@
       </w:pPr>
       <w:r>
         <w:rPr>
+          <w:rFonts w:ascii="Arial" w:hAnsi="Arial" w:eastAsia="Arial"/>
           <w:b/>
           <w:color w:val="000000"/>
           <w:sz w:val="18"/>
@@ -1217,6 +1236,7 @@
       </w:r>
       <w:r>
         <w:rPr>
+          <w:rFonts w:ascii="Arial" w:hAnsi="Arial" w:eastAsia="Arial"/>
           <w:color w:val="000000"/>
           <w:sz w:val="18"/>
           <w:highlight w:val="lightGray"/>
@@ -1225,6 +1245,7 @@
       </w:r>
       <w:r>
         <w:rPr>
+          <w:rFonts w:ascii="Arial" w:hAnsi="Arial" w:eastAsia="Arial"/>
           <w:b/>
           <w:color w:val="000000"/>
           <w:sz w:val="18"/>
@@ -1234,6 +1255,7 @@
       </w:r>
       <w:r>
         <w:rPr>
+          <w:rFonts w:ascii="Arial" w:hAnsi="Arial" w:eastAsia="Arial"/>
           <w:color w:val="000000"/>
           <w:sz w:val="18"/>
           <w:highlight w:val="lightGray"/>
@@ -1242,6 +1264,7 @@
       </w:r>
       <w:r>
         <w:rPr>
+          <w:rFonts w:ascii="Arial" w:hAnsi="Arial" w:eastAsia="Arial"/>
           <w:b/>
           <w:color w:val="000000"/>
           <w:sz w:val="18"/>
@@ -1251,6 +1274,7 @@
       </w:r>
       <w:r>
         <w:rPr>
+          <w:rFonts w:ascii="Arial" w:hAnsi="Arial" w:eastAsia="Arial"/>
           <w:color w:val="000000"/>
           <w:sz w:val="18"/>
           <w:highlight w:val="lightGray"/>
@@ -1676,6 +1700,7 @@
       </w:pPr>
       <w:r>
         <w:rPr>
+          <w:rFonts w:ascii="Arial" w:hAnsi="Arial" w:eastAsia="Arial"/>
           <w:b/>
           <w:color w:val="000000"/>
           <w:sz w:val="18"/>
@@ -1685,6 +1710,7 @@
       </w:r>
       <w:r>
         <w:rPr>
+          <w:rFonts w:ascii="Arial" w:hAnsi="Arial" w:eastAsia="Arial"/>
           <w:color w:val="000000"/>
           <w:sz w:val="18"/>
           <w:highlight w:val="lightGray"/>
@@ -1693,6 +1719,7 @@
       </w:r>
       <w:r>
         <w:rPr>
+          <w:rFonts w:ascii="Arial" w:hAnsi="Arial" w:eastAsia="Arial"/>
           <w:b/>
           <w:color w:val="000000"/>
           <w:sz w:val="18"/>
@@ -1702,6 +1729,7 @@
       </w:r>
       <w:r>
         <w:rPr>
+          <w:rFonts w:ascii="Arial" w:hAnsi="Arial" w:eastAsia="Arial"/>
           <w:color w:val="000000"/>
           <w:sz w:val="18"/>
           <w:highlight w:val="lightGray"/>
@@ -1710,6 +1738,7 @@
       </w:r>
       <w:r>
         <w:rPr>
+          <w:rFonts w:ascii="Arial" w:hAnsi="Arial" w:eastAsia="Arial"/>
           <w:b/>
           <w:color w:val="000000"/>
           <w:sz w:val="18"/>
@@ -1719,6 +1748,7 @@
       </w:r>
       <w:r>
         <w:rPr>
+          <w:rFonts w:ascii="Arial" w:hAnsi="Arial" w:eastAsia="Arial"/>
           <w:color w:val="000000"/>
           <w:sz w:val="18"/>
           <w:highlight w:val="lightGray"/>
@@ -1853,6 +1883,7 @@
       </w:pPr>
       <w:r>
         <w:rPr>
+          <w:rFonts w:ascii="Arial" w:hAnsi="Arial" w:eastAsia="Arial"/>
           <w:b/>
           <w:color w:val="000000"/>
           <w:sz w:val="18"/>
@@ -1862,6 +1893,7 @@
       </w:r>
       <w:r>
         <w:rPr>
+          <w:rFonts w:ascii="Arial" w:hAnsi="Arial" w:eastAsia="Arial"/>
           <w:color w:val="000000"/>
           <w:sz w:val="18"/>
           <w:highlight w:val="lightGray"/>
@@ -1870,6 +1902,7 @@
       </w:r>
       <w:r>
         <w:rPr>
+          <w:rFonts w:ascii="Arial" w:hAnsi="Arial" w:eastAsia="Arial"/>
           <w:b/>
           <w:color w:val="000000"/>
           <w:sz w:val="18"/>
@@ -1879,6 +1912,7 @@
       </w:r>
       <w:r>
         <w:rPr>
+          <w:rFonts w:ascii="Arial" w:hAnsi="Arial" w:eastAsia="Arial"/>
           <w:color w:val="000000"/>
           <w:sz w:val="18"/>
           <w:highlight w:val="lightGray"/>
@@ -1887,6 +1921,7 @@
       </w:r>
       <w:r>
         <w:rPr>
+          <w:rFonts w:ascii="Arial" w:hAnsi="Arial" w:eastAsia="Arial"/>
           <w:b/>
           <w:color w:val="000000"/>
           <w:sz w:val="18"/>
@@ -1896,6 +1931,7 @@
       </w:r>
       <w:r>
         <w:rPr>
+          <w:rFonts w:ascii="Arial" w:hAnsi="Arial" w:eastAsia="Arial"/>
           <w:color w:val="000000"/>
           <w:sz w:val="18"/>
           <w:highlight w:val="lightGray"/>
@@ -2333,6 +2369,7 @@
       </w:pPr>
       <w:r>
         <w:rPr>
+          <w:rFonts w:ascii="Arial" w:hAnsi="Arial" w:eastAsia="Arial"/>
           <w:b/>
           <w:color w:val="000000"/>
           <w:sz w:val="18"/>
@@ -2342,6 +2379,7 @@
       </w:r>
       <w:r>
         <w:rPr>
+          <w:rFonts w:ascii="Arial" w:hAnsi="Arial" w:eastAsia="Arial"/>
           <w:color w:val="000000"/>
           <w:sz w:val="18"/>
           <w:highlight w:val="lightGray"/>
@@ -2350,6 +2388,7 @@
       </w:r>
       <w:r>
         <w:rPr>
+          <w:rFonts w:ascii="Arial" w:hAnsi="Arial" w:eastAsia="Arial"/>
           <w:b/>
           <w:color w:val="000000"/>
           <w:sz w:val="18"/>
@@ -2359,6 +2398,7 @@
       </w:r>
       <w:r>
         <w:rPr>
+          <w:rFonts w:ascii="Arial" w:hAnsi="Arial" w:eastAsia="Arial"/>
           <w:color w:val="000000"/>
           <w:sz w:val="18"/>
           <w:highlight w:val="lightGray"/>
@@ -2367,6 +2407,7 @@
       </w:r>
       <w:r>
         <w:rPr>
+          <w:rFonts w:ascii="Arial" w:hAnsi="Arial" w:eastAsia="Arial"/>
           <w:b/>
           <w:color w:val="000000"/>
           <w:sz w:val="18"/>
@@ -2376,6 +2417,7 @@
       </w:r>
       <w:r>
         <w:rPr>
+          <w:rFonts w:ascii="Arial" w:hAnsi="Arial" w:eastAsia="Arial"/>
           <w:color w:val="000000"/>
           <w:sz w:val="18"/>
           <w:highlight w:val="lightGray"/>

--- a/Knowledge/3-Work knowledge/1-Software Engineering/2-General Technologies/9-Databases/5-My Source/1-Intro to Databases/3-Database Management System components/3-Query Processor.docx
+++ b/Knowledge/3-Work knowledge/1-Software Engineering/2-General Technologies/9-Databases/5-My Source/1-Intro to Databases/3-Database Management System components/3-Query Processor.docx
@@ -9,6 +9,9 @@
       <w:bookmarkStart w:id="0" w:name="_otjogbhob7i5" w:colFirst="0" w:colLast="0"/>
       <w:bookmarkEnd w:id="0"/>
       <w:r>
+        <w:rPr>
+          <w:rFonts w:ascii="Calibri Light" w:hAnsi="Calibri Light" w:eastAsia="Calibri Light"/>
+        </w:rPr>
         <w:t>Query Processor</w:t>
       </w:r>
     </w:p>
@@ -22,6 +25,9 @@
       <w:bookmarkStart w:id="1" w:name="_tvel8sn13gjp" w:colFirst="0" w:colLast="0"/>
       <w:bookmarkEnd w:id="1"/>
       <w:r>
+        <w:rPr>
+          <w:rFonts w:ascii="Calibri Light" w:hAnsi="Calibri Light" w:eastAsia="Calibri Light"/>
+        </w:rPr>
         <w:t>🧠 What Is a Query Processor in a DBMS?</w:t>
       </w:r>
     </w:p>
@@ -191,6 +197,7 @@
       <w:bookmarkEnd w:id="2"/>
       <w:r>
         <w:rPr>
+          <w:rFonts w:ascii="Calibri Light" w:hAnsi="Calibri Light" w:eastAsia="Calibri Light"/>
           <w:b/>
           <w:bCs/>
           <w:sz w:val="34"/>
@@ -855,6 +862,7 @@
       <w:bookmarkEnd w:id="3"/>
       <w:r>
         <w:rPr>
+          <w:rFonts w:ascii="Calibri Light" w:hAnsi="Calibri Light" w:eastAsia="Calibri Light"/>
           <w:b/>
           <w:bCs/>
           <w:sz w:val="34"/>
@@ -1212,6 +1220,7 @@
       <w:bookmarkEnd w:id="4"/>
       <w:r>
         <w:rPr>
+          <w:rFonts w:ascii="Calibri Light" w:hAnsi="Calibri Light" w:eastAsia="Calibri Light"/>
           <w:b/>
           <w:bCs/>
           <w:sz w:val="34"/>
@@ -1686,6 +1695,7 @@
       <w:bookmarkEnd w:id="5"/>
       <w:r>
         <w:rPr>
+          <w:rFonts w:ascii="Calibri Light" w:hAnsi="Calibri Light" w:eastAsia="Calibri Light"/>
           <w:b/>
           <w:bCs/>
           <w:sz w:val="34"/>
@@ -1869,6 +1879,7 @@
       <w:bookmarkEnd w:id="6"/>
       <w:r>
         <w:rPr>
+          <w:rFonts w:ascii="Calibri Light" w:hAnsi="Calibri Light" w:eastAsia="Calibri Light"/>
           <w:b/>
           <w:bCs/>
           <w:sz w:val="34"/>
@@ -2360,6 +2371,9 @@
       <w:bookmarkStart w:id="7" w:name="_mynffkfzniiq" w:colFirst="0" w:colLast="0"/>
       <w:bookmarkEnd w:id="7"/>
       <w:r>
+        <w:rPr>
+          <w:rFonts w:ascii="Calibri Light" w:hAnsi="Calibri Light" w:eastAsia="Calibri Light"/>
+        </w:rPr>
         <w:t>📌 Summary</w:t>
       </w:r>
     </w:p>
